--- a/docs/dla-fundacji/Stan-wiedzy-na-spotkanie.docx
+++ b/docs/dla-fundacji/Stan-wiedzy-na-spotkanie.docx
@@ -14,7 +14,7 @@
     </w:p>
     <w:p>
       <w:r>
-        <w:t>Stan na 4 października 2026 r. Jedna strona na spotkanie 6 października. Szczegóły: docs/BRIEF-KALKULATOR-ODPOWIEDZI.md i załączniki w docs/dla-fundacji/.</w:t>
+        <w:t>Stan na 5 października 2026 r. Jedna strona na spotkanie 6 października. Szczegóły: docs/BRIEF-KALKULATOR-ODPOWIEDZI.md i załączniki w docs/dla-fundacji/.</w:t>
       </w:r>
     </w:p>
     <w:p>
@@ -60,7 +60,6 @@
     <w:p>
       <w:pPr>
         <w:pStyle w:val="ListBullet"/>
-        <w:spacing w:after="20"/>
       </w:pPr>
       <w:r>
         <w:rPr>
@@ -69,13 +68,12 @@
         <w:t>Rachunek jest sprawdzony.</w:t>
       </w:r>
       <w:r>
-        <w:t xml:space="preserve"> Model ma 283 testy, a 3 października przeszedł przegląd logiki, który naprawił cztery błędy niezależne od danych. Firma przykładowa (500 etatów, 100 mln zł przychodu, klimat 41): 3,12 mln zł, od 2,36 do 3,94 mln zł.</w:t>
+        <w:t xml:space="preserve"> Model ma 325 testów i przeszedł dwa niezależne przeglądy logiki (3 i 4 października), które naprawiły błędy niezależne od danych. Firma przykładowa (500 etatów, 100 mln zł przychodu, rotacja 16%, klimat 41): 3,15 mln zł, od 2,39 do 3,96 mln zł. Przy klimacie o 10 punktów niższym 3,79 mln zł, przy wyższym 2,52 mln zł.</w:t>
       </w:r>
     </w:p>
     <w:p>
       <w:pPr>
         <w:pStyle w:val="ListBullet"/>
-        <w:spacing w:after="20"/>
       </w:pPr>
       <w:r>
         <w:rPr>
@@ -90,22 +88,20 @@
     <w:p>
       <w:pPr>
         <w:pStyle w:val="ListBullet"/>
-        <w:spacing w:after="20"/>
       </w:pPr>
       <w:r>
         <w:rPr>
           <w:b/>
         </w:rPr>
-        <w:t>Źródła są sprawdzone.</w:t>
+        <w:t>Źródła są przejrzane.</w:t>
       </w:r>
       <w:r>
-        <w:t xml:space="preserve"> 46 cytowanych prac zweryfikowano: czy istnieją i czy mówią to, co im przypisano. Badania uzasadniają mechanizm (strach, milczenie, ukrywanie błędów), nie przeliczniki na złote.</w:t>
+        <w:t xml:space="preserve"> Dla 46 cytowanych prac sprawdzono, czy istnieją i czy dane bibliograficzne są poprawne. Treść porównano z dokumentem pierwotnym dla około 20 z nich, dla pozostałych z abstraktem lub źródłem pośrednim. Badania uzasadniają mechanizm (strach, milczenie, ukrywanie błędów), nie przeliczniki na złote.</w:t>
       </w:r>
     </w:p>
     <w:p>
       <w:pPr>
         <w:pStyle w:val="ListBullet"/>
-        <w:spacing w:after="20"/>
       </w:pPr>
       <w:r>
         <w:rPr>
@@ -133,7 +129,6 @@
     <w:p>
       <w:pPr>
         <w:pStyle w:val="ListBullet"/>
-        <w:spacing w:after="20"/>
       </w:pPr>
       <w:r>
         <w:rPr>
@@ -142,13 +137,12 @@
         <w:t>Czy kwoty są trafne.</w:t>
       </w:r>
       <w:r>
-        <w:t xml:space="preserve"> Modelu nie sprawdzono na danych żadnej firmy. Przeliczniki pieniężne (np. koszt zastąpienia pracownika równy 0,75 rocznej płacy) są założeniami autora.</w:t>
+        <w:t xml:space="preserve"> Modelu nie sprawdzono na danych żadnej firmy. Przeliczniki pieniężne są założeniami autora, a dwa z nich są powyżej tego, co dokumentują badania: koszt zastąpienia pracownika (model: 0,75 rocznej płacy; mediany w badaniach z opisaną metodą: około 0,2 dla typowego stanowiska) i koszt wypalenia.</w:t>
       </w:r>
     </w:p>
     <w:p>
       <w:pPr>
         <w:pStyle w:val="ListBullet"/>
-        <w:spacing w:after="20"/>
       </w:pPr>
       <w:r>
         <w:rPr>
@@ -157,28 +151,26 @@
         <w:t>Czy model jest zgodny z tabelami Ipsos.</w:t>
       </w:r>
       <w:r>
-        <w:t xml:space="preserve"> Końce krzywych przypisano raportowi Ipsos × FNP, ale audytu tabel nie było. Publicznie potwierdzone są tylko niektóre liczby (71%, 42%, 85% wobec 59%).</w:t>
+        <w:t xml:space="preserve"> Końce krzywych przypisano raportowi Ipsos × FNP, ale audytu tabel nie było, a model przy obecnym ustawieniu i tak do tych końców nie dochodzi (np. stabilność zespołu 66–78% zamiast 59–85%). Publicznie potwierdzone są tylko niektóre liczby (71%, 42%, 56%, 36%, 51%, 59%, 85% wobec 59%). Plan audytu na surowych danych: docs/walidacja/.</w:t>
       </w:r>
     </w:p>
     <w:p>
       <w:pPr>
         <w:pStyle w:val="ListBullet"/>
-        <w:spacing w:after="20"/>
       </w:pPr>
       <w:r>
         <w:rPr>
           <w:b/>
         </w:rPr>
-        <w:t>Skąd pochodzi 14,8% rotacji.</w:t>
+        <w:t>Jaką część odejść wiązać z klimatem.</w:t>
       </w:r>
       <w:r>
-        <w:t xml:space="preserve"> Nie z GUS. GUS podaje 19,7% (2023) i 18,7% (2024) dla wszystkich odejść. Model używa 14,8% tylko wtedy, gdy firma nie poda rotacji.</w:t>
+        <w:t xml:space="preserve"> Model przypisuje klimatowi część odejść z firmy (przy klimacie 41 około 29%, liczoną z wagą 0,5) i mnoży ją przez rotację podaną przez firmę. Ten udział wynika z krzywej modelu, nie z danych. Krajowego odniesienia 14,8% model już nie używa: okazało się, że nie jest to wskaźnik krajowy GUS.</w:t>
       </w:r>
     </w:p>
     <w:p>
       <w:pPr>
         <w:pStyle w:val="ListBullet"/>
-        <w:spacing w:after="20"/>
       </w:pPr>
       <w:r>
         <w:rPr>
@@ -193,7 +185,6 @@
     <w:p>
       <w:pPr>
         <w:pStyle w:val="ListBullet"/>
-        <w:spacing w:after="20"/>
       </w:pPr>
       <w:r>
         <w:rPr>
@@ -221,7 +212,6 @@
     <w:p>
       <w:pPr>
         <w:pStyle w:val="ListNumber"/>
-        <w:spacing w:after="20"/>
       </w:pPr>
       <w:r>
         <w:rPr>
@@ -236,7 +226,6 @@
     <w:p>
       <w:pPr>
         <w:pStyle w:val="ListNumber"/>
-        <w:spacing w:after="20"/>
       </w:pPr>
       <w:r>
         <w:rPr>
@@ -251,7 +240,6 @@
     <w:p>
       <w:pPr>
         <w:pStyle w:val="ListNumber"/>
-        <w:spacing w:after="20"/>
       </w:pPr>
       <w:r>
         <w:rPr>
@@ -265,7 +253,7 @@
     </w:p>
     <w:p>
       <w:r>
-        <w:t>Plan zakłada 15 firm w pierwszej fazie (wynik orientacyjny) i co najmniej 61 dla wniosku potwierdzającego. Stan: dwie firmy wstępnie zainteresowane, pilotaż nierozpoczęty, protokół niezarejestrowany.</w:t>
+        <w:t>Plan zakłada 15 firm w pierwszej fazie. To wystarcza do opisu, nie do potwierdzenia ani obalenia modelu (moc testu około 19%). Wniosek potwierdzający wymaga około 61 firm przy silnym związku albo około 85 przy umiarkowanym. Dwie firmy pozwalają sprawdzić wykonalność i związki między zespołami wewnątrz firmy. Stan: dwie firmy wstępnie zainteresowane, pilotaż nierozpoczęty, protokół niezarejestrowany.</w:t>
       </w:r>
     </w:p>
     <w:p>
@@ -284,7 +272,6 @@
     <w:p>
       <w:pPr>
         <w:pStyle w:val="ListNumber"/>
-        <w:spacing w:after="20"/>
       </w:pPr>
       <w:r>
         <w:rPr>
@@ -299,7 +286,6 @@
     <w:p>
       <w:pPr>
         <w:pStyle w:val="ListNumber"/>
-        <w:spacing w:after="20"/>
       </w:pPr>
       <w:r>
         <w:rPr>
@@ -314,7 +300,6 @@
     <w:p>
       <w:pPr>
         <w:pStyle w:val="ListNumber"/>
-        <w:spacing w:after="20"/>
       </w:pPr>
       <w:r>
         <w:rPr>
@@ -329,7 +314,6 @@
     <w:p>
       <w:pPr>
         <w:pStyle w:val="ListNumber"/>
-        <w:spacing w:after="20"/>
       </w:pPr>
       <w:r>
         <w:rPr>
@@ -344,16 +328,29 @@
     <w:p>
       <w:pPr>
         <w:pStyle w:val="ListNumber"/>
-        <w:spacing w:after="20"/>
       </w:pPr>
       <w:r>
         <w:rPr>
           <w:b/>
         </w:rPr>
-        <w:t>Tabele Ipsos:</w:t>
+        <w:t>Dane Ipsos:</w:t>
       </w:r>
       <w:r>
-        <w:t xml:space="preserve"> dostęp do pełnego raportu, żeby zamknąć audyt.</w:t>
+        <w:t xml:space="preserve"> dostęp do surowych danych i kwestionariusza, żeby zamknąć audyt (gotowa prośba: docs/walidacja/prosba-o-dane-ipsos.md). Przed otwarciem danych trzeba ustalić, co robimy, jeśli dane okażą się bardziej strome niż model: uczciwe dopasowanie mogłoby podnieść kwoty powyżej 5% przychodu.</w:t>
+      </w:r>
+    </w:p>
+    <w:p>
+      <w:pPr>
+        <w:pStyle w:val="ListNumber"/>
+      </w:pPr>
+      <w:r>
+        <w:rPr>
+          <w:b/>
+        </w:rPr>
+        <w:t>Przeliczniki na złote:</w:t>
+      </w:r>
+      <w:r>
+        <w:t xml:space="preserve"> czy zostają założenia autora z jawnym statusem do czasu pilotażu, czy obniżamy je teraz do wartości udokumentowanych.</w:t>
       </w:r>
     </w:p>
     <w:sectPr>
